--- a/Ôn thi/3-Cây quyết định C4.5/2.1-Công thức chỉ số gini.docx
+++ b/Ôn thi/3-Cây quyết định C4.5/2.1-Công thức chỉ số gini.docx
@@ -17,6 +17,7 @@
           <w:showingPlcHdr/>
           <w:equation/>
         </w:sdtPr>
+        <w:sdtEndPr/>
         <w:sdtContent>
           <m:oMathPara>
             <m:oMath>
@@ -1795,8 +1796,10 @@
       </w:tblPr>
       <w:tblGrid>
         <w:gridCol w:w="1826"/>
-        <w:gridCol w:w="3762"/>
-        <w:gridCol w:w="3762"/>
+        <w:gridCol w:w="1880"/>
+        <w:gridCol w:w="1882"/>
+        <w:gridCol w:w="1881"/>
+        <w:gridCol w:w="1881"/>
       </w:tblGrid>
       <w:tr>
         <w:tc>
@@ -1811,7 +1814,7 @@
         </w:tc>
         <w:tc>
           <w:tcPr>
-            <w:tcW w:w="2012" w:type="pct"/>
+            <w:tcW w:w="1005" w:type="pct"/>
           </w:tcPr>
           <w:p>
             <w:r>
@@ -1821,11 +1824,31 @@
         </w:tc>
         <w:tc>
           <w:tcPr>
-            <w:tcW w:w="2012" w:type="pct"/>
+            <w:tcW w:w="1006" w:type="pct"/>
           </w:tcPr>
           <w:p>
             <w:r>
               <w:t>getLength( )</w:t>
+            </w:r>
+          </w:p>
+        </w:tc>
+        <w:tc>
+          <w:tcPr>
+            <w:tcW w:w="1006" w:type="pct"/>
+          </w:tcPr>
+          <w:p>
+            <w:r>
+              <w:t>p</w:t>
+            </w:r>
+          </w:p>
+        </w:tc>
+        <w:tc>
+          <w:tcPr>
+            <w:tcW w:w="1006" w:type="pct"/>
+          </w:tcPr>
+          <w:p>
+            <w:r>
+              <w:t>p*gini()</w:t>
             </w:r>
           </w:p>
         </w:tc>
@@ -1847,13 +1870,25 @@
         </w:tc>
         <w:tc>
           <w:tcPr>
-            <w:tcW w:w="2012" w:type="pct"/>
-          </w:tcPr>
-          <w:p/>
-        </w:tc>
-        <w:tc>
-          <w:tcPr>
-            <w:tcW w:w="2012" w:type="pct"/>
+            <w:tcW w:w="1005" w:type="pct"/>
+          </w:tcPr>
+          <w:p/>
+        </w:tc>
+        <w:tc>
+          <w:tcPr>
+            <w:tcW w:w="1006" w:type="pct"/>
+          </w:tcPr>
+          <w:p/>
+        </w:tc>
+        <w:tc>
+          <w:tcPr>
+            <w:tcW w:w="1006" w:type="pct"/>
+          </w:tcPr>
+          <w:p/>
+        </w:tc>
+        <w:tc>
+          <w:tcPr>
+            <w:tcW w:w="1006" w:type="pct"/>
           </w:tcPr>
           <w:p/>
         </w:tc>
@@ -1874,13 +1909,25 @@
         </w:tc>
         <w:tc>
           <w:tcPr>
-            <w:tcW w:w="2012" w:type="pct"/>
-          </w:tcPr>
-          <w:p/>
-        </w:tc>
-        <w:tc>
-          <w:tcPr>
-            <w:tcW w:w="2012" w:type="pct"/>
+            <w:tcW w:w="1005" w:type="pct"/>
+          </w:tcPr>
+          <w:p/>
+        </w:tc>
+        <w:tc>
+          <w:tcPr>
+            <w:tcW w:w="1006" w:type="pct"/>
+          </w:tcPr>
+          <w:p/>
+        </w:tc>
+        <w:tc>
+          <w:tcPr>
+            <w:tcW w:w="1006" w:type="pct"/>
+          </w:tcPr>
+          <w:p/>
+        </w:tc>
+        <w:tc>
+          <w:tcPr>
+            <w:tcW w:w="1006" w:type="pct"/>
           </w:tcPr>
           <w:p/>
         </w:tc>
@@ -1901,15 +1948,75 @@
         </w:tc>
         <w:tc>
           <w:tcPr>
-            <w:tcW w:w="2012" w:type="pct"/>
-          </w:tcPr>
-          <w:p/>
-        </w:tc>
-        <w:tc>
-          <w:tcPr>
-            <w:tcW w:w="2012" w:type="pct"/>
-          </w:tcPr>
-          <w:p/>
+            <w:tcW w:w="1005" w:type="pct"/>
+          </w:tcPr>
+          <w:p/>
+        </w:tc>
+        <w:tc>
+          <w:tcPr>
+            <w:tcW w:w="1006" w:type="pct"/>
+          </w:tcPr>
+          <w:p/>
+        </w:tc>
+        <w:tc>
+          <w:tcPr>
+            <w:tcW w:w="1006" w:type="pct"/>
+          </w:tcPr>
+          <w:p/>
+        </w:tc>
+        <w:tc>
+          <w:tcPr>
+            <w:tcW w:w="1006" w:type="pct"/>
+          </w:tcPr>
+          <w:p/>
+        </w:tc>
+      </w:tr>
+      <w:tr>
+        <w:tc>
+          <w:tcPr>
+            <w:tcW w:w="976" w:type="pct"/>
+          </w:tcPr>
+          <w:p/>
+        </w:tc>
+        <w:tc>
+          <w:tcPr>
+            <w:tcW w:w="1005" w:type="pct"/>
+          </w:tcPr>
+          <w:p/>
+        </w:tc>
+        <w:tc>
+          <w:tcPr>
+            <w:tcW w:w="1006" w:type="pct"/>
+          </w:tcPr>
+          <w:p/>
+        </w:tc>
+        <w:tc>
+          <w:tcPr>
+            <w:tcW w:w="1006" w:type="pct"/>
+          </w:tcPr>
+          <w:p>
+            <w:pPr>
+              <w:rPr>
+                <w:rFonts w:eastAsiaTheme="minorEastAsia"/>
+              </w:rPr>
+            </w:pPr>
+            <w:r>
+              <w:rPr>
+                <w:rFonts w:eastAsiaTheme="minorEastAsia"/>
+              </w:rPr>
+              <w:t xml:space="preserve">giniSplit = </w:t>
+            </w:r>
+          </w:p>
+        </w:tc>
+        <w:tc>
+          <w:tcPr>
+            <w:tcW w:w="1006" w:type="pct"/>
+          </w:tcPr>
+          <w:p>
+            <w:r>
+              <w:t>…</w:t>
+            </w:r>
+          </w:p>
         </w:tc>
       </w:tr>
     </w:tbl>
@@ -1919,19 +2026,6 @@
           <w:rFonts w:eastAsiaTheme="minorEastAsia"/>
         </w:rPr>
       </w:pPr>
-    </w:p>
-    <w:p>
-      <w:pPr>
-        <w:rPr>
-          <w:rFonts w:eastAsiaTheme="minorEastAsia"/>
-        </w:rPr>
-      </w:pPr>
-      <w:r>
-        <w:rPr>
-          <w:rFonts w:eastAsiaTheme="minorEastAsia"/>
-        </w:rPr>
-        <w:t>giniSplit = …</w:t>
-      </w:r>
     </w:p>
     <w:p>
       <w:pPr>
@@ -1985,6 +2079,7 @@
         <w:docPartUnique/>
       </w:docPartObj>
     </w:sdtPr>
+    <w:sdtEndPr/>
     <w:sdtContent>
       <w:p>
         <w:pPr>
@@ -4486,6 +4581,7 @@
   <w:rsids>
     <w:rsidRoot w:val="00E33AE6"/>
     <w:rsid w:val="00120C11"/>
+    <w:rsid w:val="0030565F"/>
     <w:rsid w:val="005721B9"/>
     <w:rsid w:val="006042BB"/>
     <w:rsid w:val="006563F3"/>
@@ -4493,7 +4589,6 @@
     <w:rsid w:val="008376F2"/>
     <w:rsid w:val="00A91D18"/>
     <w:rsid w:val="00BA69B3"/>
-    <w:rsid w:val="00DB36C1"/>
     <w:rsid w:val="00E33AE6"/>
   </w:rsids>
   <m:mathPr>
